--- a/arb/docx/12.content.docx
+++ b/arb/docx/12.content.docx
@@ -178,13 +178,6 @@
         <w:rPr>
           <w:lang w:val="ar_AE" w:bidi="ar_AE"/>
         </w:rPr>
-      </w:r>
-      <w:r>
-        <w:rPr>
-          <w:i/>
-          <w:lang w:val="ar_AE" w:bidi="ar_AE"/>
-        </w:rPr>
-        <w:t>2 ملوك 1: 1, 2 ملوك 1: 2, 2 ملوك 1: 3–4, 2 ملوك 1: 9–10, 2 ملوك 1: 11–13, 2 ملوك 1: 13–14, 2 ملوك 1: 15, 2 ملوك 1: 16, 2 ملوك 1: 17, 2 ملوك 2: 1–18, 2 ملوك 2: 2–6, 2 ملوك 2: 8, 2 ملوك 2: 9–10, 2 ملوك 2: 11, 2 ملوك 2: 12, 2 ملوك 2: 13–15, 2 ملوك 2: 16–18, 2 ملوك 2: 20–22, 2 ملوك 2: 23, 2 ملوك 3: 2, 2 ملوك 3: 4–5, 2 ملوك 3: 4–27, 2 ملوك 3: 6–7, 2 ملوك 3: 8–9, 2 ملوك 3: 11–12, 2 ملوك 3: 13–14, 2 ملوك 3: 15, 2 ملوك 3: 18–20, 2 ملوك 3: 24–25, 2 ملوك 3: 26, 2 ملوك 3: 27, 2 ملوك 4: 1, 2 ملوك 4: 4, 2 ملوك 4: 5–6, ملوك الثاني 8:4–37, ملوك الثاني 9:4–10, ملوك الثاني 11:4–14, ملوك الثاني 15:4–16, ملوك الثاني 18:4–20, ملوك الثاني 21:4, ملوك الثاني 24:4–26, ملوك الثاني 27:4, ملوك الثاني 28:4, ملوك الثاني 29:4, ملوك الثاني 31:4, ملوك الثاني 33:4, ملوك الثاني 34:4–35, ملوك الثاني 36:4–37, 2 ملوك 4: 38, 2 ملوك 4: 39–41, 2 ملوك 4: 42–44, 2 ملوك 5: 1, 2 ملوك 5: 2–3, 2 ملوك 5: 5–6, 2 ملوك 5: 7, 2 ملوك 5: 8, 2 ملوك 5: 9–12, 2 ملوك 5: 13–14, 2 ملوك 5: 15–16, 2 ملوك 5: 17, 2 ملوك 5: 18, 2 ملوك 5: 22–23, 2 ملوك 5: 24, 2 ملوك 5: 25–27, 2 ملوك 6: 1–2, 2 ملوك 6: 5, 2 ملوك 6: 8–10, 2 ملوك 6: 11–14, 2 ملوك 6: 15, 2 ملوك 6: 16–17, 2 ملوك 6: 21, 2 ملوك 6: 23, 2 ملوك 6: 24–25, 2 ملوك 6: 26–29, 2 ملوك 6: 30, 2 ملوك 6: 31, 2 ملوك 6: 32, 2 ملوك 6: 33, 2 ملوك 7: 1, 2 ملوك 7: 2, 2 ملوك 7: 3, 2 ملوك 7: 5–7, 2 ملوك 7: 8–9, 2 ملوك 7: 10–12, 2 ملوك 7: 13–17, 2 ملوك 7: 18–20, 2 ملوك 8: 3, 2 ملوك 8: 4–5, 2 ملوك 8: 6, 2 ملوك 8: 7, 2 ملوك 8: 8, 2 ملوك 8: 9, 2 ملوك 8: 10, 2 ملوك 8: 11, 2 ملوك 8: 13, 2 ملوك 8: 15, 2 ملوك 8: 16, 2 ملوك 8: 17, 2 ملوك 8: 18, 2 ملوك 8: 19, 2 ملوك 8: 22, 2 ملوك 8: 24, 2 ملوك 8: 25, 2 ملوك 8: 28–29, 2 ملوك 9: 1–3, 2 ملوك 9: 1–37, 2 ملوك 9: 2, 2 ملوك 9: 4–10, 2 ملوك 9: 11, 2 ملوك 9: 13, 2 ملوك 9: 14–15, 2 ملوك 9: 16, 2 ملوك 9: 21, 2 ملوك 9: 22–24, 2 ملوك 9: 27–28, 2 ملوك 9: 30, 2 ملوك 9: 31, 2 ملوك 9: 32–33, 2 ملوك 9: 34, 2 ملوك 9: 34–37, 2 ملوك 10: 1, 2 ملوك 10: 1–27, 2 ملوك 10: 2–5, 2 ملوك 10: 6–7, 2 ملوك 10: 9–10, 2 ملوك 10: 11, 2 ملوك 10: 12–14, 2 ملوك 10: 15, 2 ملوك 10: 18–19, 2 ملوك 10: 18–27, 2 ملوك 10: 25–26, 2 ملوك 10: 27, 2 ملوك 10: 28–29, 2 ملوك 10: 30, 2 ملوك 10: 31–33, 2 ملوك 11: 1–16, 2 ملوك 11: 2, 2 ملوك 11: 3, 2 ملوك 11: 4, 2 ملوك 11: 5–8, 2 ملوك 11: 11–12, 2 ملوك 11: 13–14, 2 ملوك 11: 16, 2 ملوك 11: 17, 2 ملوك 11: 18, 2 ملوك 11: 19–20, 2 ملوك 11: 21–12: 21, 2 ملوك 12: 1, 2 ملوك 12: 2–3, 2 ملوك 12: 4–8, 2 ملوك 12: 9–11, 2 ملوك 12: 17, 2 ملوك 12: 18, 2 ملوك 12: 20, 2 ملوك 12: 20–21, 2 ملوك 13: 1–2, 2 ملوك 13: 3, 2 ملوك 13: 4–5, 2 ملوك 13: 6, 2 ملوك 13: 7, 2 ملوك 13: 10–13, 2 ملوك 13: 14, 2 ملوك 13: 15–17, 2 ملوك 13: 18–19, 2 ملوك 13: 20–21, 2 ملوك 13: 23, 2 ملوك 13: 24–25, 2 ملوك 14: 1–2, 2 ملوك 14: 3–4, 2 ملوك 14: 5–6, 2 ملوك 14: 7, 2 ملوك 14: 8, 2 ملوك 14: 9–10, 2 ملوك 14: 11–12, 2 ملوك 14: 13–14, 2 ملوك 14: 17–18, 2 ملوك 14: 19–20, 2 ملوك 14: 21, 2 ملوك 14: 22, 2 ملوك 14: 23, 2 ملوك 14: 24, 2 ملوك 14: 25, 2 ملوك 14: 26–28, 2 ملوك 15: 1–3, 2 ملوك 15: 4, 2 ملوك 15: 5, 2 ملوك 15: 8–12, 2 ملوك 15: 13, 2 ملوك 15: 14, 2 ملوك 15: 16, 2 ملوك 15: 19–20, 2 ملوك 15: 23–25, 2 ملوك 15: 27, 2 ملوك 15: 29–30, 2 ملوك 15: 32–33, 2 ملوك 15: 34–35, 2 ملوك 15: 37, 2 ملوك 16: 1–2, 2 ملوك 16: 2–3, 2 ملوك 16: 5–6, 2 ملوك 16: 6, 2 ملوك 16: 7–9, 2 ملوك 16: 9, 2 ملوك 16: 10–11, 2 ملوك 16: 12–13, 2 ملوك 16: 14, 2 ملوك 16: 15–16, 2 ملوك 16: 17–18, 2 ملوك 16: 19, 2 ملوك 17: 1, 2 ملوك 17: 1–23, 2 ملوك 17: 2, 2 ملوك 17: 3–4, 2 ملوك 17: 5–6, 2 ملوك 17: 7, 2 ملوك 17: 8–13, 2 ملوك 17: 11, 2 ملوك 17: 14–15, 2 ملوك 17: 16–17, 2 ملوك 17: 18–20, 2 ملوك 17: 21–23, 2 ملوك 17: 24, 2 ملوك 17: 24–41, 2 ملوك 17: 26–31, 2 ملوك 17: 32–34, 2 ملوك 17: 35–39, 2 ملوك 17: 40–41, 2 ملوك 18: 1–2, 2 ملوك 18: 1–12, 2 ملوك 18: 3–4, 2 ملوك 18: 5–6, 2 ملوك 18: 7–8, 2 ملوك 18: 9–12, 2 ملوك 18: 13, 2 ملوك 18: 14, 2 ملوك 18: 15–16, 2 ملوك 18: 17, 2 ملوك 18: 19–22, 2 ملوك 18: 23–24, 2 ملوك 18: 25, 2 ملوك 18: 26, 2 ملوك 18: 27, 2 ملوك 18: 28–30, 2 ملوك 18: 31–32, 2 ملوك 18: 32–35, 2 ملوك 18: 37, 2 ملوك 19: 1, 2 ملوك 19: 2–3, 2 ملوك 19: 4, 2 ملوك 19: 8, 2 ملوك 19: 9, 2 ملوك 19: 10–13, 2 ملوك 19: 14–19, 2 ملوك 19: 16–19, 2 ملوك 19: 21–28, 2 ملوك 19: 23–24, 2 ملوك 19: 25–26, 2 ملوك 19: 27–28, 2 ملوك 19: 29–30, 2 ملوك 19: 31, 2 ملوك 19: 32–34, 2 ملوك 19: 35, 2 ملوك 19: 36, 2 ملوك 19: 37, 2 ملوك 20: 1, 2 ملوك 20: 1–19, 2 ملوك 20: 2–3, 2 ملوك 20: 5, 2 ملوك 20: 6, 2 ملوك 20: 8, 2 ملوك 20: 10, 2 ملوك 20: 12–13, 2 ملوك 20: 17, 2 ملوك 20: 18, 2 ملوك 20: 20, 2 ملوك 21: 1–2, 2 ملوك 21: 3–5, 2 ملوك 21: 6, 2 ملوك 21: 11, 2 ملوك 21: 12, 2 ملوك 21: 14–15, 2 ملوك 21: 16, 2 ملوك 21: 17, 2 ملوك 21: 18, 2 ملوك 21: 19–22, 2 ملوك 21: 26, 2 ملوك 22: 1–2, 2 ملوك 22: 3–4, 2 ملوك 22: 5–7, 2 ملوك 22: 8–10, 2 ملوك 22: 11–13, 2 ملوك 22: 14, 2 ملوك 22: 15–17, 2 ملوك 22: 18–20, 2 ملوك 23: 1–2, 2 ملوك 23: 3, 2 ملوك 23: 4, 2 ملوك 23: 5–7, 2 ملوك 23: 8–9, 2 ملوك 23: 10, 2 ملوك 23: 11, 2 ملوك 23: 12, 2 ملوك 23: 13, 2 ملوك 23: 15–17, 2 ملوك 23: 19–20, 2 ملوك 23: 21–23, 2 ملوك 23: 24–25, 2 ملوك 23: 26–27, 2 ملوك 23: 28–30, 2 ملوك 23: 29, 2 ملوك 23: 30, 2 ملوك 23: 31–34, 2 ملوك 23: 32, 2 ملوك 23: 33, 2 ملوك 23: 34, 2 ملوك 23: 36, 2 ملوك 23: 37, 2 ملوك 24: 1, 2 ملوك 24: 1–25: 21, 2 ملوك 24: 2, 2 ملوك 24: 3, 2 ملوك 24: 4, 2 ملوك 24: 6, 2 ملوك 24: 7, 2 ملوك 24: 8, 2 ملوك 24: 10–12, 2 ملوك 24: 13, 2 ملوك 24: 14–16, 2 ملوك 24: 17, 2 ملوك 24: 18–20, 2 ملوك 25: 1, 2 ملوك 25: 4, 2 ملوك 25: 6, 2 ملوك 25: 7, 2 ملوك 25: 8, 2 ملوك 25: 9–10, 2 ملوك 25: 11–12, 2 ملوك 25: 13–16, 2 ملوك 25: 17, 2 ملوك 25: 18–20, 2 ملوك 25: 21, 2 ملوك 25: 22, 2 ملوك 25: 22–30, 2 ملوك 25: 23–24, 2 ملوك 25: 25, 2 ملوك 25: 26, 2 ملوك 25: 27–30</w:t>
       </w:r>
       <w:r>
         <w:rPr>

--- a/arb/docx/12.content.docx
+++ b/arb/docx/12.content.docx
@@ -163,21 +163,6 @@
           <w:lang w:val="ar_AE" w:bidi="ar_AE"/>
         </w:rPr>
         <w:t>2KI</w:t>
-      </w:r>
-      <w:r>
-        <w:rPr>
-          <w:lang w:val="ar_AE" w:bidi="ar_AE"/>
-        </w:rPr>
-      </w:r>
-    </w:p>
-    <w:p>
-      <w:pPr>
-        <w:bidi/>
-      </w:pPr>
-      <w:r>
-        <w:rPr>
-          <w:lang w:val="ar_AE" w:bidi="ar_AE"/>
-        </w:rPr>
       </w:r>
       <w:r>
         <w:rPr>

--- a/arb/docx/12.content.docx
+++ b/arb/docx/12.content.docx
@@ -22,7 +22,7 @@
         <w:rPr>
           <w:lang w:val="ar_AE" w:bidi="ar_AE"/>
         </w:rPr>
-        <w:t>Resource: ملاحظات الدراسة (تينديل)</w:t>
+        <w:t>Resource: Tyndale Open Study Notes</w:t>
       </w:r>
       <w:r>
         <w:rPr>
@@ -122,7 +122,7 @@
         <w:rPr>
           <w:lang w:val="ar_AE" w:bidi="ar_AE"/>
         </w:rPr>
-        <w:t>ملاحظات الدراسة (تينديل)</w:t>
+        <w:t>Tyndale Open Study Notes</w:t>
       </w:r>
     </w:p>
     <w:p>

--- a/arb/docx/12.content.docx
+++ b/arb/docx/12.content.docx
@@ -22,7 +22,7 @@
         <w:rPr>
           <w:lang w:val="ar_AE" w:bidi="ar_AE"/>
         </w:rPr>
-        <w:t>Resource: Tyndale Open Study Notes</w:t>
+        <w:t>Resource: Aquifer Open Study Notes</w:t>
       </w:r>
       <w:r>
         <w:rPr>
@@ -122,7 +122,7 @@
         <w:rPr>
           <w:lang w:val="ar_AE" w:bidi="ar_AE"/>
         </w:rPr>
-        <w:t>Tyndale Open Study Notes</w:t>
+        <w:t>Aquifer Open Study Notes</w:t>
       </w:r>
     </w:p>
     <w:p>
